--- a/deliverables/문병로_교수의_메트릭_스튜디오_02_2부부터_4부_게시용.docx
+++ b/deliverables/문병로_교수의_메트릭_스튜디오_02_2부부터_4부_게시용.docx
@@ -789,6 +789,18 @@
       </w:r>
     </w:p>
     <w:p>
+      <w:pPr>
+        <w:spacing w:after="160" w:line="320" w:lineRule="auto"/>
+      </w:pPr>
+      <w:r>
+        <w:rPr>
+          <w:rFonts w:ascii="Malgun Gothic" w:hAnsi="Malgun Gothic" w:eastAsia="Malgun Gothic"/>
+          <w:sz w:val="22"/>
+        </w:rPr>
+        <w:t>이 글은 투자 권유가 아니다. 원천 뉴스 커버리지로 넓힌 뒤 대리변수의 해석이 무너지는지를 확인한 연구 기록이다.</w:t>
+      </w:r>
+    </w:p>
+    <w:p>
       <w:r>
         <w:br w:type="page"/>
       </w:r>
@@ -1414,6 +1426,18 @@
           <w:sz w:val="19"/>
         </w:rPr>
         <w:t>구성요소 벤치마크 결과: https://github.com/Rowoon-Lee5/metric_studio_by_moon/blob/main/results/consensus_benchmark_summary.csv</w:t>
+      </w:r>
+    </w:p>
+    <w:p>
+      <w:pPr>
+        <w:spacing w:after="160" w:line="320" w:lineRule="auto"/>
+      </w:pPr>
+      <w:r>
+        <w:rPr>
+          <w:rFonts w:ascii="Malgun Gothic" w:hAnsi="Malgun Gothic" w:eastAsia="Malgun Gothic"/>
+          <w:sz w:val="22"/>
+        </w:rPr>
+        <w:t>이 글은 투자 권유가 아니다. 하나의 데이터 생성 과정에 의존한 모델 투표가 독립된 증거가 될 수 있는지 점검한 연구 기록이다.</w:t>
       </w:r>
     </w:p>
     <w:p>
@@ -2649,6 +2673,18 @@
         <w:t>이 글은 투자 권유가 아니다. 작은 표본의 패턴을 매매 규칙으로 착각하지 않기 위한 연구 기록이다.</w:t>
       </w:r>
     </w:p>
+    <w:p>
+      <w:pPr>
+        <w:spacing w:after="160" w:line="320" w:lineRule="auto"/>
+      </w:pPr>
+      <w:r>
+        <w:rPr>
+          <w:rFonts w:ascii="Malgun Gothic" w:hAnsi="Malgun Gothic" w:eastAsia="Malgun Gothic"/>
+          <w:sz w:val="22"/>
+        </w:rPr>
+        <w:t>이 글은 투자 권유가 아니다. 작은 표본의 패턴을 매매 규칙으로 착각하지 않기 위한 연구 기록이다.</w:t>
+      </w:r>
+    </w:p>
     <w:sectPr>
       <w:footerReference w:type="default" r:id="rId9"/>
       <w:pgSz w:w="12240" w:h="15840"/>

--- a/deliverables/문병로_교수의_메트릭_스튜디오_02_2부부터_4부_게시용.docx
+++ b/deliverables/문병로_교수의_메트릭_스튜디오_02_2부부터_4부_게시용.docx
@@ -90,7 +90,19 @@
           <w:rFonts w:ascii="Malgun Gothic" w:hAnsi="Malgun Gothic" w:eastAsia="Malgun Gothic"/>
           <w:sz w:val="22"/>
         </w:rPr>
-        <w:t>2장에서 저자는 대중의 관심을 많이 받는 인기주의 예후가 상대적으로 나쁠 수 있다고 말한다. 사람들이 한 종목에 몰리면 기대가 가격에 먼저 반영되고, 이후 수익률은 낮아질 수 있다는 설명이다. 이 주장은 직관적이다. 그래서 더 위험하다. 데이터를 돌리기 전에 ‘관심’이 정확히 무엇인지부터 정하지 않으면, 결과는 쉽게 내가 원하는 이야기로 바뀐다.</w:t>
+        <w:t>1편에서 유동성 조건을 움직여 보며, 숫자 하나에 너무 많은 의미를 넣고 있었다는 문제를 만났다. 유동성이 높다는 말에는 거래 가능성, 시장참여자, 주문 충격이 함께 들어 있다. 2장에 나온 인기주 이야기를 읽자 같은 문제가 다시 보였다.</w:t>
+      </w:r>
+    </w:p>
+    <w:p>
+      <w:pPr>
+        <w:spacing w:after="160" w:line="320" w:lineRule="auto"/>
+      </w:pPr>
+      <w:r>
+        <w:rPr>
+          <w:rFonts w:ascii="Malgun Gothic" w:hAnsi="Malgun Gothic" w:eastAsia="Malgun Gothic"/>
+          <w:sz w:val="22"/>
+        </w:rPr>
+        <w:t>저자는 대중의 관심을 많이 받는 인기주의 예후가 상대적으로 나쁠 수 있다고 말한다. 사람들이 한 종목에 몰리면 기대가 가격에 먼저 반영되고, 이후 수익률은 낮아질 수 있다는 설명이다. 이 주장은 직관적이다. 그래서 더 위험하다. 데이터를 돌리기 전에 ‘관심’이 정확히 무엇인지부터 정하지 않으면, 결과는 쉽게 내가 원하는 이야기로 바뀐다.</w:t>
       </w:r>
     </w:p>
     <w:p>
@@ -822,7 +834,19 @@
           <w:rFonts w:ascii="Malgun Gothic" w:hAnsi="Malgun Gothic" w:eastAsia="Malgun Gothic"/>
           <w:sz w:val="22"/>
         </w:rPr>
-        <w:t>2장에서 저자는 패턴과 운용 전략을 함께 최적화해야 하며, 한 시장에서 작동한 전략이 다른 시장에서는 실패할 수 있다고 설명한다. 이 문장을 읽으면 한 가지 보완책이 떠오른다. 여러 전략이 동시에 고른 종목만 사면, 한 전략의 우연한 실수를 줄일 수 있지 않을까.</w:t>
+        <w:t>1편에서는 결과가 인접한 비용과 유동성 조건에서 남는지를 봤고, 2편에서는 거래회전율을 관심이라는 한 단어로 부르는 일을 멈췄다. 다음에는 자연스럽게 이런 생각이 남았다. 하나의 모델을 믿기 어렵다면, 여러 모델이 동시에 고른 종목만 사면 되지 않을까.</w:t>
+      </w:r>
+    </w:p>
+    <w:p>
+      <w:pPr>
+        <w:spacing w:after="160" w:line="320" w:lineRule="auto"/>
+      </w:pPr>
+      <w:r>
+        <w:rPr>
+          <w:rFonts w:ascii="Malgun Gothic" w:hAnsi="Malgun Gothic" w:eastAsia="Malgun Gothic"/>
+          <w:sz w:val="22"/>
+        </w:rPr>
+        <w:t>2장에서 저자는 패턴과 운용 전략을 함께 최적화해야 하며, 한 시장에서 작동한 전략이 다른 시장에서는 실패할 수 있다고 설명한다. 이 문장을 읽으면 위의 보완책은 상당히 안전해 보인다. 여러 전략이 동시에 고른 종목만 사면, 한 전략의 우연한 실수를 줄일 수 있지 않을까.</w:t>
       </w:r>
     </w:p>
     <w:p>
@@ -1463,6 +1487,18 @@
       </w:pPr>
       <w:r>
         <w:t>[문병로 교수의 메트릭 스튜디오 02] 2장 시장관찰 ④ 시장은 가격보다 먼저 모델의 실패로 드러날 수 있을까</w:t>
+      </w:r>
+    </w:p>
+    <w:p>
+      <w:pPr>
+        <w:spacing w:after="160" w:line="320" w:lineRule="auto"/>
+      </w:pPr>
+      <w:r>
+        <w:rPr>
+          <w:rFonts w:ascii="Malgun Gothic" w:hAnsi="Malgun Gothic" w:eastAsia="Malgun Gothic"/>
+          <w:sz w:val="22"/>
+        </w:rPr>
+        <w:t>3편에서 가격·거래량·시가총액 패널에서 나온 모델들의 합의가 안전장치가 아니라는 결과를 확인했다. 그 뒤에는 한 모델의 승자를 고르는 일보다, 여러 모델이 같은 시점에 무너지는 장면을 보는 편이 더 중요하다는 생각이 남았다.</w:t>
       </w:r>
     </w:p>
     <w:p>

--- a/deliverables/문병로_교수의_메트릭_스튜디오_02_2부부터_4부_게시용.docx
+++ b/deliverables/문병로_교수의_메트릭_스튜디오_02_2부부터_4부_게시용.docx
@@ -103,6 +103,18 @@
           <w:sz w:val="22"/>
         </w:rPr>
         <w:t>저자는 대중의 관심을 많이 받는 인기주의 예후가 상대적으로 나쁠 수 있다고 말한다. 사람들이 한 종목에 몰리면 기대가 가격에 먼저 반영되고, 이후 수익률은 낮아질 수 있다는 설명이다. 이 주장은 직관적이다. 그래서 더 위험하다. 데이터를 돌리기 전에 ‘관심’이 정확히 무엇인지부터 정하지 않으면, 결과는 쉽게 내가 원하는 이야기로 바뀐다.</w:t>
+      </w:r>
+    </w:p>
+    <w:p>
+      <w:pPr>
+        <w:spacing w:after="160" w:line="320" w:lineRule="auto"/>
+      </w:pPr>
+      <w:r>
+        <w:rPr>
+          <w:rFonts w:ascii="Malgun Gothic" w:hAnsi="Malgun Gothic" w:eastAsia="Malgun Gothic"/>
+          <w:sz w:val="22"/>
+        </w:rPr>
+        <w:t>내 프로젝트에서 거래회전율은 가장 편리한 변수였다. 가격과 거래량만 있으면 바로 계산할 수 있고, 높은 회전율을 가진 종목을 ‘사람들이 많이 보는 종목’이라고 부르기도 쉬웠다. 그러나 편리하게 계산된 변수와 실제로 측정하려는 행동이 같다는 보장은 없다. 이번에는 그 간격을 그냥 해석으로 메우지 않기로 했다.</w:t>
       </w:r>
     </w:p>
     <w:p>
@@ -851,6 +863,18 @@
     </w:p>
     <w:p>
       <w:pPr>
+        <w:spacing w:after="160" w:line="320" w:lineRule="auto"/>
+      </w:pPr>
+      <w:r>
+        <w:rPr>
+          <w:rFonts w:ascii="Malgun Gothic" w:hAnsi="Malgun Gothic" w:eastAsia="Malgun Gothic"/>
+          <w:sz w:val="22"/>
+        </w:rPr>
+        <w:t>실제로 나는 전략이 불안해 보일 때마다 조건을 더 붙이는 방식으로 대응해 왔다. 저평가, 수익성, 모멘텀, 유동성처럼 이름이 다른 신호를 함께 통과한 종목은 더 엄격하게 고른 종목처럼 보였다. 문제는 이름이 다른 신호들이 정말 다른 근거인지였다. 모두 가격·거래량·시가총액에서 출발했다면, 모델 수를 늘린 것이 아니라 같은 판단을 여러 번 세었을 수 있다.</w:t>
+      </w:r>
+    </w:p>
+    <w:p>
+      <w:pPr>
         <w:keepNext/>
         <w:spacing w:before="120" w:after="60"/>
         <w:jc w:val="center"/>
@@ -1511,6 +1535,18 @@
           <w:sz w:val="22"/>
         </w:rPr>
         <w:t>2장에는 강한 주식이 계속 강해지는지에 대한 상반된 결과가 나온다. 어떤 연구에서는 모멘텀이, 어떤 연구에서는 반전이, 또 다른 연구에서는 둘 다 뚜렷하지 않다. 처음에는 어느 결과가 맞는지를 가려야 한다고 생각했다. 그런데 같은 질문에서 서로 다른 결론이 반복된다면, 시장을 하나의 법칙으로 설명하려는 방식부터 의심해야 한다.</w:t>
+      </w:r>
+    </w:p>
+    <w:p>
+      <w:pPr>
+        <w:spacing w:after="160" w:line="320" w:lineRule="auto"/>
+      </w:pPr>
+      <w:r>
+        <w:rPr>
+          <w:rFonts w:ascii="Malgun Gothic" w:hAnsi="Malgun Gothic" w:eastAsia="Malgun Gothic"/>
+          <w:sz w:val="22"/>
+        </w:rPr>
+        <w:t>내가 백테스트를 하며 가장 자주 한 행동도 승자를 고르는 일이었다. 기간을 조금 바꾸면 모멘텀이 앞섰고, 유동성 기준을 바꾸면 반전이 다시 좋아 보였다. 그때마다 더 좋은 파라미터를 찾으려 했다. 이번에는 그 경쟁의 승자를 고르지 않고, 후보들이 함께 약해지는 순간 자체를 데이터로 만들기로 했다.</w:t>
       </w:r>
     </w:p>
     <w:p>
